--- a/example_articles/us_region/Midwest/1.us_region_Midwest_New_York_Times.docx
+++ b/example_articles/us_region/Midwest/1.us_region_Midwest_New_York_Times.docx
@@ -27,17 +27,17 @@
     </w:p>
     <w:p>
       <w:r>
-        <w:t>Source File: NYT/46.DOCX</w:t>
+        <w:t>Source file: NYT/46.DOCX</w:t>
       </w:r>
     </w:p>
     <w:p>
       <w:r>
-        <w:t>Raw locations result: ['Ohio']</w:t>
+        <w:t>Raw locations result, 'locations': ['Ohio']</w:t>
       </w:r>
     </w:p>
     <w:p>
       <w:r>
-        <w:t>us_region_stand_flat (Standardized): Midwest</w:t>
+        <w:t>Standardized locations result, 'us_region_stand_flat': Midwest</w:t>
       </w:r>
     </w:p>
     <w:p>

--- a/example_articles/us_region/Midwest/1.us_region_Midwest_New_York_Times.docx
+++ b/example_articles/us_region/Midwest/1.us_region_Midwest_New_York_Times.docx
@@ -7,7 +7,7 @@
         <w:pStyle w:val="Heading1"/>
       </w:pPr>
       <w:r>
-        <w:t>45 Return to the Place Where the Future Began</w:t>
+        <w:t>Stirring a Debate on Breaking Racism's Shackles</w:t>
       </w:r>
     </w:p>
     <w:p>
@@ -17,22 +17,22 @@
     </w:p>
     <w:p>
       <w:r>
-        <w:t>Date: 1990-10-04</w:t>
+        <w:t>Date: 1990-05-30</w:t>
       </w:r>
     </w:p>
     <w:p>
       <w:r>
-        <w:t>Section: Section B; Page 4, Column 1; Metropolitan Desk</w:t>
+        <w:t>Section: Section A; Page 18, Column 1; National Desk</w:t>
       </w:r>
     </w:p>
     <w:p>
       <w:r>
-        <w:t>Source file: NYT/46.DOCX</w:t>
+        <w:t>Source file: NYT/42.DOCX</w:t>
       </w:r>
     </w:p>
     <w:p>
       <w:r>
-        <w:t>Raw locations result, 'locations': ['Ohio']</w:t>
+        <w:t>Raw locations result, 'locations': ['Illinois']</w:t>
       </w:r>
     </w:p>
     <w:p>
@@ -49,51 +49,75 @@
     </w:p>
     <w:p>
       <w:r>
-        <w:t>Grown men do not often gather to pay homage to their junior high school, especially when it existed for only seven years.</w:t>
+        <w:t>Among those who have read or heard his views on race, it is very hard to find anyone, black or white, with a neutral reaction to Shelby Steele.</w:t>
         <w:br/>
-        <w:t>But a quarter century after their school's founding, the graduates of the Msgr. William Kelly School, a Catholic school for gifted minority and working-class youths, boast of their alma mater with the pride and reverence most people reserve for the tweediest Ivy League institutions.</w:t>
+        <w:t>To many whites and conservative blacks, Mr. Steele has given eloquent voice to painful truths that are almost always left unspoken in the nation's circumscribed public discourse on race. To many black politicians and civil rights figures, he is a turncoat, a privileged black man whose visibility and success stem from his ability to say precisely what white America most wants to hear.</w:t>
         <w:br/>
-        <w:t>Last weekend, 45 men reunited in the basement parish hall of a West Side church to celebrate the school and teachers who helped open their eyes to a world beyond cramped housing projects and blue-collar careers. They returned as doctors, lawyers, executives,social workers and, in some cases, with paunches, thinning hair and children in tow.</w:t>
+        <w:t>No matter what the reaction, it is clear that Mr. Steele, whose criticism of affirmative action and much of what is usually thought to be the black agenda has gained increasing visibility over the past year, now finds himself at the heart of the nation's increasing anguish over race and the traditional approaches to dealing with the issue.</w:t>
         <w:br/>
-        <w:t>''Kelly was a turning point for me,'' said Michael Schneider, a physician who flew in from Ohio to attend the reunion. He grew up in the Bronx, the son of a janitor who had emigrated from Romania. ''It made me optimistic about the future.''</w:t>
+        <w:t>''The interest is there for one reason that's obvious to everybody,'' said Mr. Steele, whose closely cropped hair, blue blazer, olive slacks, burgundy pin-striped shirt and black tie reflect the button-down cool of his essays. ''As we have come to experience more opportunity in American life, we have fallen further behind. It's one of the biggest sociological contradictions of late 20th century life. It's clear that whatever we're doing isn't working, and I think the audience is there because people on both sides of the racial divide understand what I'm saying.''</w:t>
         <w:br/>
-        <w:t>Many said their experiences at the school, which they called simply Kelly, not only awakened them to possibilities, but also to a responsibility to use their talents to improve their communities. The school has produced several public interest lawyers, government officials and entreprenuers who have employed inner-city residents. Many alumni said the epitome of that philosophy was Brother Brian Carty, a teacher and principal at Kelly who was their mentor, friend and booster.</w:t>
+        <w:t>Bursting From Obscurity</w:t>
+        <w:br/>
+        <w:t>Over the past year, Mr. Steele has gone from being an obscure English professor at San Jose State University to an almost ubiquitous commentator on race. He shows up on television news programs like ''Nightline,'' has produced a public-television documentary on the Yusuf K. Hawkins killing in the Bensonhurt section of Brooklyn and has been published in Harper's, The American Scholar, The Washington Post, The New York Times Magazine and Commentary. A collection of his essays on race is to be published later this year.</w:t>
+        <w:br/>
+        <w:t>Mr. Steele's arguments, which in some ways mirror those made for a decade by black conservatives, is more complicated than the point-counterpoint to which it is often reduced on television. It boils down to the assertion that while racism still exists, it is not what is holding back America's black people. Instead, Mr. Steele asserts, the specter of racism has become a crippling fixation of blacks, a way not just to excuse failures but to avoid dealing with real problems.</w:t>
+        <w:br/>
+        <w:t>He says this sense of victimization has led blacks to rely on programs like affirmative action that both stem from and perpetuate their sense of being victims. And he says the insistence on black victimization and white guilt sets in motion a never-ending, and ultimately futile, interracial battle in which attaining a moral high ground counts for more than achieving results.</w:t>
+        <w:br/>
+        <w:t>''This leaves us with an identity that is at war with our best interests, that magnifies our oppression and diminishes our sense of possiblity,'' he wrote in the May issue of Harper's, Expressions of Bitterness Many blacks react angrily to Mr. Steele and his visibility in the mainstream news media. A review of his documentary on Bensonhurst in The Village Voice lambasted what it termed his ''enfeebled and handwringing apologias for the state of American racial discourse.'' Julian Bond, the civil rights figure and former Georgia State Senator, responded to one of Mr. Steele's essays in Harper's by saying it could have been written 30 years ago by Bull Connor or George Wallace.</w:t>
+        <w:br/>
+        <w:t>Critics say he shows no grasp of the problems of the inner city poor and instead shines a harsh light on elements of the psyches of American blacks without offering solutions other than a vague call for self-help.</w:t>
+        <w:br/>
+        <w:t>''I just think the guy's off the wall, really,'' said Representative John Lewis, a black Democrat from Georgia who is a longtime civil rights leader. ''There are these people, Steele in particular, sitting in their ivory towers far removed from the problems of poor, downtrodden black Americans. He's one of those who feels very comfortable articulating the position that the victim is responsible for his own situation.''</w:t>
         <w:br/>
         <w:t xml:space="preserve"> </w:t>
         <w:br/>
-        <w:t>'Create and Take Risks'</w:t>
+        <w:t>'A Superb Scholar'</w:t>
         <w:br/>
-        <w:t>''We always emphasized that the only change that is going to take place is by us creating that change,'' said Brother Brian, a 46-year-old beefy, bespectacled man whose easy smile is topped by a thick, bushy moustache. ''They did not have to be passive and accept what is, but had to create and take risks.''</w:t>
+        <w:t>But not all Mr. Steele's approval comes from whites. Although it is hard to find evidence of conservative political strength among blacks, Mr. Steele is only one of a number of black writers and thinkers who in different ways break sharply with the view of race found in the traditional civil rights movement. These include the economists Glenn Loury of Harvard University, Thomas Sowell of the Hoover Institution and Walter Williams of George Mason University; the writer Stanley Crouch, and other academics like Julius Lester of the University of Massachusetts and Anne Wortham of Washington and Lee University.</w:t>
         <w:br/>
-        <w:t>The Roman Catholic Archdiocese of New York took a bit of a gamble itself when it opened the school in 1965 to meet the needs of talented inner-city children who were not sufficiently challenged by the traditional curriculum. The 270-students who attended the school had to pass a stringent test and be recommended by their parochial and public school principals before being admitted to Kelly, which served grades six through eight.</w:t>
+        <w:t>''I think he's a superb scholar, he's thoughtful, he writes well, he's honest, he's a breath of fresh air,'' said Robert Woodson, the director of the National Center for Neighborhood Enterprise in Washington who is black. ''Some of us have been saying the same things for years, and we're just pleased that someone who challenges the traditional wisdom can get a hearing.''</w:t>
         <w:br/>
-        <w:t>The school benefited from a synergy with the social ferment of the civil rights and Vietnam eras. In contrast to local schools, which reflected the de facto segregation of New York's balkanized neighborhoods, Kelly students came from the five boroughs and all races.</w:t>
+        <w:t>Mr. Steele, who is 44 years old, grew up in the working-class Chicago suburb of Phoenix. His father, a truck driver, and his mother, a social worker, were devoted to the civil rights movement. He attended Coe College in Iowa, where his heroes included Malcolm X. He headed the black student organization at the height of the black power movement.</w:t>
         <w:br/>
-        <w:t>''These kids were all bright and different,'' said Dr. Schneider. ''It was the first time for many with a lot of other black kids or Hispanics.''</w:t>
+        <w:t>But after teaching Afro-American literature at an experimental program for poor blacks in East St. Louis, Ill., he pursued a conventional academic career, eventually getting a Ph.D. in English from the University of Utah and going on to teach at San Jose State.</w:t>
         <w:br/>
         <w:t xml:space="preserve"> </w:t>
         <w:br/>
-        <w:t>Big Payoff Came Later</w:t>
+        <w:t>Dislikes Affirmative Action</w:t>
         <w:br/>
-        <w:t>They received an education that emphasized the basics of reading and writing, but also valued independent study and group projects. Courses in psychology, theology, cinema and philosophy and frequent field trips rounded out their education and spurred them to think about their place in the world.</w:t>
+        <w:t>As Mr. Steele tells it, he began writing on race after he was annoyed by a 1986 radio broadcast on the holiday for the Rev. Dr. Martin Luther King Jr. in which a black leader was espousing what Mr. Steele considered the cliches of the civil rights movement.</w:t>
         <w:br/>
-        <w:t>''We told the kids they had the ability and they had to start using their heads,'' Brother Brian said. ''We expected a great deal from them and didn't let them coast.'' He said the payoff came when a number of Kelly's alumni were admitted to New England boarding schools or the city's elite public high schools and later went on to Ivy League colleges.</w:t>
+        <w:t>Mr. Steele says he had not read any of the black conservatives when he began writing on race, and he clearly has both similarities and differences with them. He does not hew to a doctrinaire hostility to government programs. He says many of the programs, particularly those that derive from racial preferences, do not work. He says affirmative action, for example, diminishes the achievements of blacks, whose gains are tainted by the appearance of favoritism, and creates resentment among whites.</w:t>
         <w:br/>
-        <w:t>''Kelly helped me see the big picture,'' said Kevin Allen, a third-year opthamology resident at Harlem Hospital who graduated from Kelly in 1968. ''A lot of kids today don't think they can be leaders, but Kelly brought that across, that the world wasn't just the five blocks up and down my street.''</w:t>
+        <w:t>Mr. Steele's writing ventures onto perhaps its most emotionally charged turf when he deals with what he sees as a widespread sense of inadequacy among blacks when they enter the economic and social mainstream. He says that feeling plays out in a number of ways:self-enforced separatism by black students on white campuses; an avoidance of many forms of intellectual and academic competition by blacks who fear it is more dangerous to try and fail than not to try at all.</w:t>
+        <w:br/>
+        <w:t>He said this is a bitter legacy of 350 years of oppression that whites as well as blacks have a responsibility to change. But he said it did blacks no good to ignore their real fears and blame racism for all their failings.</w:t>
+        <w:br/>
+        <w:t>''Blacks have tremendous possibilities if they know what they're up against'' he said. ''But if you think you're just up against white racism and you're just a total victim of it, then you can't do anything except be mad.'' Too Far Removed?  To his critics, Mr. Steele's message is at best hopelessly oversimplified and at worst deeply harmful. They say it gives whites more reasons not to finance social programs at a time of already scarce resources. Many say Mr. Steele, as a college professor whose wife, Rita, a psychologist, is white, is simply too far removed from the problems faced by most blacks.</w:t>
+        <w:br/>
+        <w:t>Adolph Reed, a black political science professor at Yale University, said Mr. Steele's criticism of affirmative action, for example, made much less sense when applied to programs for working-class blacks.</w:t>
+        <w:br/>
+        <w:t>Eddie N. Williams, president of the Joint Center for Political and Economic Studies, a black research organization, said Mr. Steele's apparent indifference to most government programs seemed to deny blacks the government assistance every other group in America has been able to use. He added that the problems of the black poor reflected not the failure of government intervention, but an insufficient moral or financial commitment to make the programs work.</w:t>
+        <w:br/>
+        <w:t>Between the two poles are some blacks who say Mr. Steele has some valid viewpoints that are diminished by a racial naivete.</w:t>
         <w:br/>
         <w:t xml:space="preserve"> </w:t>
         <w:br/>
-        <w:t>Closed in 1972</w:t>
+        <w:t>Points of Agreement</w:t>
         <w:br/>
-        <w:t>Dr. Allen added that the spirit of service he learned at Kelly has influenced him to plan to open an office in the inner city when he finishes his residency. ''There's a huge need in the inner city for eye care, from young people who need glasses for school to old people who have glaucoma.''</w:t>
+        <w:t>''He's big on personal responsibility; he's right,'' said Cornel West, a religion professor and head of the Afro-American studies program at Princeton University. ''He's big on struggling with the badge of inferiority; he's right. He's big on the impact of the quest for white validation and recognition and the difficulty of achieving that by means of affirmative action; he's right. But he trivializes these very valuable insights when he overlooks the degree to which so much of the responsibility also falls on the side on the white, skewed, limited and usually racist perceptions that dictate the quest for black acceptance.''</w:t>
         <w:br/>
-        <w:t>Neftali Martinez credited the lessons he learned at the school with having helped him rebuild his life after it was torn apart by drug abuse and a fling with the fast life on the streets. ''If it hadn't been for Kelly I would have been lost or dead,'' said Mr. Martinez, 36, a treatment team leader at Creedmore Psychiatric Hospital who said he used drugs while at Kelly. ''But there was this connection to the world of ideas, Kelly kept me anchored and helped me realize I have this talent.'' He said he now tries to impart the lessons he learned both on the streets and at Kelly to a group of troubled teen-agers that meets regularly at a West Side church.</w:t>
+        <w:t>Still, some critics as well as friends agree that Mr. Steele may contribute something positive if he helps foster a more honest debate on racial issues.</w:t>
         <w:br/>
-        <w:t>The Kelly school closed in 1972, the victim of diminished archdiocesan funds and dwindling numbers of the De La Salle Christian Brothers, the religious order that ran the school. But Brother Brian, determined that today's poor urban youths need such a school more than ever, kept alive his dream of reopening the school. In 1984 he and a group of Kelly alumni, many of whom had remained in New York, opened the De La Salle Academy on the Upper West Side, which is supported by donations and a tuition assessed on a sliding scale.</w:t>
+        <w:t>''There's a shrouded quality to our public discourse on racial subjects,'' said Mr. Loury. ''A lot of stuff doesn't get said that people are really thinking. Whites don't want to get called racists. Blacks don't want to be called disloyal. As a result, a genuine critical discourse where a lot of different ideas get put on the table and bandied about never really happens.''</w:t>
         <w:br/>
-        <w:t>The unfulfilled promises of the 1960's, combined with crack, unemployment and broken families make the job more difficult, and hiring for the school is a more expensive now that most of the 12-member faculty is composed of lay teachers. But Brother Brian vowed to promote the values of service and achievement to a new group of students that he hopes will become a new generation of urban leaders.</w:t>
+        <w:t>Mr. Steele says he is aware of both the pain his writing evokes and the questions it leaves unanswered.</w:t>
         <w:br/>
-        <w:t>His only fear is that they may become victims of their success. ''Too many kids want to leave the city and escape to the suburbs,'' he said. ''But who can blame them?''</w:t>
+        <w:t>''James Baldwin used to talk about that a great deal, that one of the real pitfalls of black writers is that they feel they have to speak for all of black America and have all the answers to enormous problems,'' he said.</w:t>
+        <w:br/>
+        <w:t>''I try to avoid that trap. I know I don't have all the answers, but I try to write what I know. Some people say I shine a harsh light on difficult problems. But I never shine a light on anything I haven't experienced or write about fears I don't see in myself first. I'm my own first target. I spill my own blood first.''</w:t>
         <w:br/>
         <w:br/>
         <w:t>Graphic</w:t>
@@ -101,7 +125,7 @@
         <w:br/>
         <w:t xml:space="preserve"> </w:t>
         <w:br/>
-        <w:t>Photo: Brother Brian Carty, mentor for many of the graduates of the Msgr. William Kelly School, was joined at the school's 25th anniversary celebration by students of his new school, De La Salle Academy. From left were Monica Welby, Monique Jennings and Barrence Anthony, back to camera. (Lee Romero for The New York Times)</w:t>
+        <w:t>Photo: Shelby Steele at his home in San Jose, Calif. (Terrence McCarthy for The New York Times)</w:t>
       </w:r>
     </w:p>
     <w:sectPr>

--- a/example_articles/us_region/Midwest/1.us_region_Midwest_New_York_Times.docx
+++ b/example_articles/us_region/Midwest/1.us_region_Midwest_New_York_Times.docx
@@ -7,7 +7,7 @@
         <w:pStyle w:val="Heading1"/>
       </w:pPr>
       <w:r>
-        <w:t>Stirring a Debate on Breaking Racism's Shackles</w:t>
+        <w:t>Rape Charge at an Elite School Exposes the Fault Lines of Race and Class</w:t>
       </w:r>
     </w:p>
     <w:p>
@@ -17,22 +17,22 @@
     </w:p>
     <w:p>
       <w:r>
-        <w:t>Date: 1990-05-30</w:t>
+        <w:t>Date: 2016-01-06</w:t>
       </w:r>
     </w:p>
     <w:p>
       <w:r>
-        <w:t>Section: Section A; Page 18, Column 1; National Desk</w:t>
+        <w:t>Section: Section C; Column 0; The Arts/Cultural Desk; Pg. 2</w:t>
       </w:r>
     </w:p>
     <w:p>
       <w:r>
-        <w:t>Source file: NYT/42.DOCX</w:t>
+        <w:t>Source file: NYT/17.DOCX</w:t>
       </w:r>
     </w:p>
     <w:p>
       <w:r>
-        <w:t>Raw locations result, 'locations': ['Illinois']</w:t>
+        <w:t>Raw locations result, 'locations': ['Indiana']</w:t>
       </w:r>
     </w:p>
     <w:p>
@@ -49,75 +49,38 @@
     </w:p>
     <w:p>
       <w:r>
-        <w:t>Among those who have read or heard his views on race, it is very hard to find anyone, black or white, with a neutral reaction to Shelby Steele.</w:t>
+        <w:t>The title ''American Crime'' is both generic (you might mistake it for FX's coming ''American Crime Story,'' about the O. J. Simpson case) and grandiose. It offers not just to tell a story but to deliver a diagnosis: to identify a sin that is distinctive to, and an indictment of, an entire nation.</w:t>
         <w:br/>
-        <w:t>To many whites and conservative blacks, Mr. Steele has given eloquent voice to painful truths that are almost always left unspoken in the nation's circumscribed public discourse on race. To many black politicians and civil rights figures, he is a turncoat, a privileged black man whose visibility and success stem from his ability to say precisely what white America most wants to hear.</w:t>
+        <w:t xml:space="preserve">That's quite a load for one TV show to carry, and ''American Crime,'' while sturdy, sometimes strains under its ambition. Returning Wednesday on ABC, it's the network-TV equivalent of an old Hollywood message movie, earnest, packed with acting firepower and charged with a mission that is both its strength and its limitation. </w:t>
         <w:br/>
-        <w:t>No matter what the reaction, it is clear that Mr. Steele, whose criticism of affirmative action and much of what is usually thought to be the black agenda has gained increasing visibility over the past year, now finds himself at the heart of the nation's increasing anguish over race and the traditional approaches to dealing with the issue.</w:t>
+        <w:t xml:space="preserve">  This anthology drama tells a different story each year, drawing on a core repertory group of actors. The first season was a timely story of race in America, told through a murder mystery and the families -- white, black and brown -- pulled into it.</w:t>
         <w:br/>
-        <w:t>''The interest is there for one reason that's obvious to everybody,'' said Mr. Steele, whose closely cropped hair, blue blazer, olive slacks, burgundy pin-striped shirt and black tie reflect the button-down cool of his essays. ''As we have come to experience more opportunity in American life, we have fallen further behind. It's one of the biggest sociological contradictions of late 20th century life. It's clear that whatever we're doing isn't working, and I think the audience is there because people on both sides of the racial divide understand what I'm saying.''</w:t>
+        <w:t xml:space="preserve">  It was impeccably acted, with rawness and complexity closer to that of an ambitious cable drama than a broadcast crime mystery. But it also had a morality-play streak that made it feel like homework.</w:t>
         <w:br/>
-        <w:t>Bursting From Obscurity</w:t>
+        <w:t xml:space="preserve">  The second season sees the first's topics and raises them. It's about race but also sexuality, class, gender, homophobia and disparities in the educational system. Its themes could double as the agenda for the next Democratic primary debate.</w:t>
         <w:br/>
-        <w:t>Over the past year, Mr. Steele has gone from being an obscure English professor at San Jose State University to an almost ubiquitous commentator on race. He shows up on television news programs like ''Nightline,'' has produced a public-television documentary on the Yusuf K. Hawkins killing in the Bensonhurt section of Brooklyn and has been published in Harper's, The American Scholar, The Washington Post, The New York Times Magazine and Commentary. A collection of his essays on race is to be published later this year.</w:t>
+        <w:t xml:space="preserve">  The titular crime this time is rape. The reluctant accuser is a teenage boy, Taylor Blaine (Connor Jessup), a working-class student at an exclusive private high school in Indiana, who believes he was drugged and violated at a party for the basketball team.</w:t>
         <w:br/>
-        <w:t>Mr. Steele's arguments, which in some ways mirror those made for a decade by black conservatives, is more complicated than the point-counterpoint to which it is often reduced on television. It boils down to the assertion that while racism still exists, it is not what is holding back America's black people. Instead, Mr. Steele asserts, the specter of racism has become a crippling fixation of blacks, a way not just to excuse failures but to avoid dealing with real problems.</w:t>
+        <w:t xml:space="preserve">  When pictures of her son surface on social media, Taylor's mother, Anne (Lili Taylor), demands action from the headmistress, Leslie Graham (Felicity Huffman). But members of the school community quickly go on the defensive, including the basketball head coach, Dan Sullivan (Timothy Hutton), and Terri and Michael LaCroix (Regina King and André Benjamin of Outkast), the wealthy and influential parents of a team co-captain under suspicion.</w:t>
         <w:br/>
-        <w:t>He says this sense of victimization has led blacks to rely on programs like affirmative action that both stem from and perpetuate their sense of being victims. And he says the insistence on black victimization and white guilt sets in motion a never-ending, and ultimately futile, interracial battle in which attaining a moral high ground counts for more than achieving results.</w:t>
+        <w:t xml:space="preserve">  The series's creator, John Ridley (screenwriter of ''12 Years a Slave''), is a provocative, adventurous writer who doesn't give his audience the comfort of clear heroes or villains. As in the first season -- in which the mother of a white murder victim argued that the killing was a hate crime -- he quickly sets to crossing social wires.</w:t>
         <w:br/>
-        <w:t>''This leaves us with an identity that is at war with our best interests, that magnifies our oppression and diminishes our sense of possiblity,'' he wrote in the May issue of Harper's, Expressions of Bitterness Many blacks react angrily to Mr. Steele and his visibility in the mainstream news media. A review of his documentary on Bensonhurst in The Village Voice lambasted what it termed his ''enfeebled and handwringing apologias for the state of American racial discourse.'' Julian Bond, the civil rights figure and former Georgia State Senator, responded to one of Mr. Steele's essays in Harper's by saying it could have been written 30 years ago by Bull Connor or George Wallace.</w:t>
+        <w:t xml:space="preserve">  That Taylor is male and the LaCroixes African-American complicates the show's class, race and gender dynamics, but it doesn't simply invert them. Taylor is shamed and smeared as ''white trash,'' but he also faces mockery and the doubt that a boy can be raped at all. (''I put a mattress on my back and carry it around,'' he says, alluding to a real-life rape protest at Columbia University, ''you think they're going to put me on TV?'') The LaCroixes have class privilege, but no amount of money changes the fact that their son Kevin (Trevor Jackson) has less margin for error than a rich white boy.</w:t>
         <w:br/>
-        <w:t>Critics say he shows no grasp of the problems of the inner city poor and instead shines a harsh light on elements of the psyches of American blacks without offering solutions other than a vague call for self-help.</w:t>
+        <w:t xml:space="preserve">  The headmistress, Leslie, meanwhile, could easily be the heavy of the story, answering Anne's concerns with the velvet threat that, should she file rape charges, ''as bad as it may seem, it can get worse.'' (The capable Ms. Huffman plays Leslie as an assured glad-hander, far removed from her bitter working-class character from Season 1.)</w:t>
         <w:br/>
-        <w:t>''I just think the guy's off the wall, really,'' said Representative John Lewis, a black Democrat from Georgia who is a longtime civil rights leader. ''There are these people, Steele in particular, sitting in their ivory towers far removed from the problems of poor, downtrodden black Americans. He's one of those who feels very comfortable articulating the position that the victim is responsible for his own situation.''</w:t>
+        <w:t xml:space="preserve">  But Leslie struggles to get the school's entitled parents and board members to take the case seriously. And all this contrasts with a slowly emerging subplot involving the underfunded local public school, where African-American teachers find themselves accused of denying resources to the poorer, mostly Hispanic students.</w:t>
         <w:br/>
-        <w:t xml:space="preserve"> </w:t>
+        <w:t xml:space="preserve">  There is good and bad in everyone and every system, says this season of ''American Crime.'' And so there is good and bad in ''American Crime.''</w:t>
         <w:br/>
-        <w:t>'A Superb Scholar'</w:t>
+        <w:t xml:space="preserve">  The good is very good: This is as elite a cast of actors as you'll find on a broadcast series, expertly deployed. Ms. Taylor gives a wrenching performance as a single mother, having spent beyond her means for her son's private school, now acting desperately to save him even as he drifts away from her. Ms. King, who was TV's 2015 M.V.P. between her work on ''The Leftovers'' and the previous season of ''American Crime,'' betrays the fear of falling that underlies Terri's ferocity. Terri has more in common with Anne than either might admit.</w:t>
         <w:br/>
-        <w:t>But not all Mr. Steele's approval comes from whites. Although it is hard to find evidence of conservative political strength among blacks, Mr. Steele is only one of a number of black writers and thinkers who in different ways break sharply with the view of race found in the traditional civil rights movement. These include the economists Glenn Loury of Harvard University, Thomas Sowell of the Hoover Institution and Walter Williams of George Mason University; the writer Stanley Crouch, and other academics like Julius Lester of the University of Massachusetts and Anne Wortham of Washington and Lee University.</w:t>
+        <w:t xml:space="preserve">  And the bad? Through the four episodes screened for critics, the season bursts with power and purpose but misses a spark of life. It plays like an earnestly acted position paper. The setting also lacks specificity; except for the basketball, the season doesn't feel as if it takes place in the state of Indiana so much as The State of Our Woeful Nation.</w:t>
         <w:br/>
-        <w:t>''I think he's a superb scholar, he's thoughtful, he writes well, he's honest, he's a breath of fresh air,'' said Robert Woodson, the director of the National Center for Neighborhood Enterprise in Washington who is black. ''Some of us have been saying the same things for years, and we're just pleased that someone who challenges the traditional wisdom can get a hearing.''</w:t>
+        <w:t xml:space="preserve">  This ''American Crime'' season has a strong driving plot. But as in the first season, the whodunit is less compelling than how the investigation is carried out, or suppressed. It argues -- sometimes ham-fistedly but passionately -- that the greatest American crimes, and American cover-ups, are those that people commit in the names of their children.</w:t>
         <w:br/>
-        <w:t>Mr. Steele, who is 44 years old, grew up in the working-class Chicago suburb of Phoenix. His father, a truck driver, and his mother, a social worker, were devoted to the civil rights movement. He attended Coe College in Iowa, where his heroes included Malcolm X. He headed the black student organization at the height of the black power movement.</w:t>
         <w:br/>
-        <w:t>But after teaching Afro-American literature at an experimental program for poor blacks in East St. Louis, Ill., he pursued a conventional academic career, eventually getting a Ph.D. in English from the University of Utah and going on to teach at San Jose State.</w:t>
-        <w:br/>
-        <w:t xml:space="preserve"> </w:t>
-        <w:br/>
-        <w:t>Dislikes Affirmative Action</w:t>
-        <w:br/>
-        <w:t>As Mr. Steele tells it, he began writing on race after he was annoyed by a 1986 radio broadcast on the holiday for the Rev. Dr. Martin Luther King Jr. in which a black leader was espousing what Mr. Steele considered the cliches of the civil rights movement.</w:t>
-        <w:br/>
-        <w:t>Mr. Steele says he had not read any of the black conservatives when he began writing on race, and he clearly has both similarities and differences with them. He does not hew to a doctrinaire hostility to government programs. He says many of the programs, particularly those that derive from racial preferences, do not work. He says affirmative action, for example, diminishes the achievements of blacks, whose gains are tainted by the appearance of favoritism, and creates resentment among whites.</w:t>
-        <w:br/>
-        <w:t>Mr. Steele's writing ventures onto perhaps its most emotionally charged turf when he deals with what he sees as a widespread sense of inadequacy among blacks when they enter the economic and social mainstream. He says that feeling plays out in a number of ways:self-enforced separatism by black students on white campuses; an avoidance of many forms of intellectual and academic competition by blacks who fear it is more dangerous to try and fail than not to try at all.</w:t>
-        <w:br/>
-        <w:t>He said this is a bitter legacy of 350 years of oppression that whites as well as blacks have a responsibility to change. But he said it did blacks no good to ignore their real fears and blame racism for all their failings.</w:t>
-        <w:br/>
-        <w:t>''Blacks have tremendous possibilities if they know what they're up against'' he said. ''But if you think you're just up against white racism and you're just a total victim of it, then you can't do anything except be mad.'' Too Far Removed?  To his critics, Mr. Steele's message is at best hopelessly oversimplified and at worst deeply harmful. They say it gives whites more reasons not to finance social programs at a time of already scarce resources. Many say Mr. Steele, as a college professor whose wife, Rita, a psychologist, is white, is simply too far removed from the problems faced by most blacks.</w:t>
-        <w:br/>
-        <w:t>Adolph Reed, a black political science professor at Yale University, said Mr. Steele's criticism of affirmative action, for example, made much less sense when applied to programs for working-class blacks.</w:t>
-        <w:br/>
-        <w:t>Eddie N. Williams, president of the Joint Center for Political and Economic Studies, a black research organization, said Mr. Steele's apparent indifference to most government programs seemed to deny blacks the government assistance every other group in America has been able to use. He added that the problems of the black poor reflected not the failure of government intervention, but an insufficient moral or financial commitment to make the programs work.</w:t>
-        <w:br/>
-        <w:t>Between the two poles are some blacks who say Mr. Steele has some valid viewpoints that are diminished by a racial naivete.</w:t>
-        <w:br/>
-        <w:t xml:space="preserve"> </w:t>
-        <w:br/>
-        <w:t>Points of Agreement</w:t>
-        <w:br/>
-        <w:t>''He's big on personal responsibility; he's right,'' said Cornel West, a religion professor and head of the Afro-American studies program at Princeton University. ''He's big on struggling with the badge of inferiority; he's right. He's big on the impact of the quest for white validation and recognition and the difficulty of achieving that by means of affirmative action; he's right. But he trivializes these very valuable insights when he overlooks the degree to which so much of the responsibility also falls on the side on the white, skewed, limited and usually racist perceptions that dictate the quest for black acceptance.''</w:t>
-        <w:br/>
-        <w:t>Still, some critics as well as friends agree that Mr. Steele may contribute something positive if he helps foster a more honest debate on racial issues.</w:t>
-        <w:br/>
-        <w:t>''There's a shrouded quality to our public discourse on racial subjects,'' said Mr. Loury. ''A lot of stuff doesn't get said that people are really thinking. Whites don't want to get called racists. Blacks don't want to be called disloyal. As a result, a genuine critical discourse where a lot of different ideas get put on the table and bandied about never really happens.''</w:t>
-        <w:br/>
-        <w:t>Mr. Steele says he is aware of both the pain his writing evokes and the questions it leaves unanswered.</w:t>
-        <w:br/>
-        <w:t>''James Baldwin used to talk about that a great deal, that one of the real pitfalls of black writers is that they feel they have to speak for all of black America and have all the answers to enormous problems,'' he said.</w:t>
-        <w:br/>
-        <w:t>''I try to avoid that trap. I know I don't have all the answers, but I try to write what I know. Some people say I shine a harsh light on difficult problems. But I never shine a light on anything I haven't experienced or write about fears I don't see in myself first. I'm my own first target. I spill my own blood first.''</w:t>
+        <w:t>http://www.nytimes.com/2016/01/06/arts/television/tv-review-american-crime-season-2.html</w:t>
         <w:br/>
         <w:br/>
         <w:t>Graphic</w:t>
@@ -125,7 +88,7 @@
         <w:br/>
         <w:t xml:space="preserve"> </w:t>
         <w:br/>
-        <w:t>Photo: Shelby Steele at his home in San Jose, Calif. (Terrence McCarthy for The New York Times)</w:t>
+        <w:t>PHOTO: American Crime: A scene from the first episode of this series, returning Wednesday for Season 2 on ABC. (PHOTOGRAPH BY ABC)</w:t>
       </w:r>
     </w:p>
     <w:sectPr>
